--- a/블로그글작성/폐기물/변경허가_변경신고/폐기물처리업_변경허가_정리.docx
+++ b/블로그글작성/폐기물/변경허가_변경신고/폐기물처리업_변경허가_정리.docx
@@ -332,7 +332,7 @@
                 <w:color w:val="000000"/>
                 <w:sz w:val="18"/>
               </w:rPr>
-              <w:t>· 주요 설비의 변경 (처분시설 구조·차수·침출수·가스처리시설·배출시설 변경 등 일정 요건만 해당)</w:t>
+              <w:t>· 주요 설비의 변경 (주1)</w:t>
             </w:r>
             <w:r>
               <w:br/>
@@ -475,7 +475,7 @@
                 <w:color w:val="000000"/>
                 <w:sz w:val="18"/>
               </w:rPr>
-              <w:t>· 주요 설비의 변경 (일정 요건만 해당)</w:t>
+              <w:t>· 주요 설비의 변경 (주2)</w:t>
             </w:r>
             <w:r>
               <w:br/>
@@ -497,6 +497,30 @@
       <w:pPr>
         <w:spacing w:after="100"/>
       </w:pPr>
+    </w:p>
+    <w:p>
+      <w:pPr>
+        <w:pStyle w:val="note"/>
+      </w:pPr>
+      <w:r>
+        <w:rPr>
+          <w:rFonts w:ascii="맑은 고딕" w:hAnsi="맑은 고딕" w:eastAsia="맑은 고딕"/>
+          <w:color w:val="000000"/>
+        </w:rPr>
+        <w:t>주1) 처분업의 주요 설비 변경은 처분시설의 구조 변경으로 별표9의 기준이 변경되는 경우, 차수시설·침출수 처리시설이 변경되는 경우, 가스처리시설·가스활용시설이 설치·변경되는 경우, 배출시설의 변경허가·변경신고 대상이 되는 경우만 변경허가 대상입니다.</w:t>
+      </w:r>
+    </w:p>
+    <w:p>
+      <w:pPr>
+        <w:pStyle w:val="note"/>
+      </w:pPr>
+      <w:r>
+        <w:rPr>
+          <w:rFonts w:ascii="맑은 고딕" w:hAnsi="맑은 고딕" w:eastAsia="맑은 고딕"/>
+          <w:color w:val="000000"/>
+        </w:rPr>
+        <w:t>주2) 재활용업의 주요 설비 변경도 위 처분업에 준하는 일정 요건(구조 변경으로 기준이 변경되는 경우 등)에 해당하는 경우만 변경허가 대상입니다.</w:t>
+      </w:r>
     </w:p>
     <w:p>
       <w:pPr>
@@ -1017,7 +1041,7 @@
     </w:p>
     <w:p>
       <w:pPr>
-        <w:spacing w:after="120" w:line="336" w:lineRule="auto"/>
+        <w:spacing w:after="120" w:line="348" w:lineRule="auto"/>
       </w:pPr>
       <w:r>
         <w:rPr>
@@ -1043,7 +1067,7 @@
     </w:p>
     <w:p>
       <w:pPr>
-        <w:spacing w:after="120" w:line="336" w:lineRule="auto"/>
+        <w:spacing w:after="120" w:line="348" w:lineRule="auto"/>
       </w:pPr>
       <w:r>
         <w:rPr>
@@ -1051,7 +1075,7 @@
           <w:color w:val="000000"/>
           <w:sz w:val="18"/>
         </w:rPr>
-        <w:t>1. 폐기물 수집·운반업  가. 수집·운반대상 폐기물의 변경  나. 영업구역의 변경  다. 주차장 소재지의 변경(지정폐기물 수집·운반업만 해당)  라. 운반차량(임시차량 제외)의 증차</w:t>
+        <w:t>1. 폐기물 수집·운반업</w:t>
       </w:r>
       <w:r>
         <w:br/>
@@ -1062,7 +1086,7 @@
           <w:color w:val="000000"/>
           <w:sz w:val="18"/>
         </w:rPr>
-        <w:t>2. 폐기물 중간처분업·최종처분업·종합처분업  가. 처분대상 폐기물의 변경  나. 처분시설 소재지의 변경  다. 운반차량(임시차량 제외)의 증차  라. 처분시설의 신설  마. 처분용량의 100분의 30 이상 변경(누계)  바. 주요 설비의 변경(일정 요건)  사. 매립시설 제방의 증·개축  아. 허용보관량의 변경</w:t>
+        <w:t xml:space="preserve">  가. 수집·운반대상 폐기물의 변경    나. 영업구역의 변경    다. 주차장 소재지의 변경(지정폐기물 수집·운반업만 해당)    라. 운반차량(임시차량 제외)의 증차</w:t>
       </w:r>
       <w:r>
         <w:br/>
@@ -1073,7 +1097,40 @@
           <w:color w:val="000000"/>
           <w:sz w:val="18"/>
         </w:rPr>
-        <w:t>3. 폐기물 중간재활용업·최종재활용업·종합재활용업  가. 재활용대상 폐기물의 변경(제33조 제1항 제6호 해당은 제외)  나. 재활용 유형의 변경(제33조 제1항 제7호 해당은 제외)  다. 재활용시설 소재지의 변경  라. 운반차량(임시차량 제외)의 증차  마. 재활용시설의 신설  바. 재활용 용량의 100분의 30(금속 회수는 100분의 50) 이상 변경(누계)  사. 주요 설비의 변경(일정 요건)  아. 허용보관량의 변경</w:t>
+        <w:t>2. 폐기물 중간처분업·최종처분업·종합처분업</w:t>
+      </w:r>
+      <w:r>
+        <w:br/>
+      </w:r>
+      <w:r>
+        <w:rPr>
+          <w:rFonts w:ascii="맑은 고딕" w:hAnsi="맑은 고딕" w:eastAsia="맑은 고딕"/>
+          <w:color w:val="000000"/>
+          <w:sz w:val="18"/>
+        </w:rPr>
+        <w:t xml:space="preserve">  가. 처분대상 폐기물의 변경    나. 처분시설 소재지의 변경    다. 운반차량(임시차량 제외)의 증차    라. 처분시설의 신설    마. 처분용량의 100분의 30 이상 변경(누계)    바. 주요 설비의 변경(일정 요건)    사. 매립시설 제방의 증·개축    아. 허용보관량의 변경</w:t>
+      </w:r>
+      <w:r>
+        <w:br/>
+      </w:r>
+      <w:r>
+        <w:rPr>
+          <w:rFonts w:ascii="맑은 고딕" w:hAnsi="맑은 고딕" w:eastAsia="맑은 고딕"/>
+          <w:color w:val="000000"/>
+          <w:sz w:val="18"/>
+        </w:rPr>
+        <w:t>3. 폐기물 중간재활용업·최종재활용업·종합재활용업</w:t>
+      </w:r>
+      <w:r>
+        <w:br/>
+      </w:r>
+      <w:r>
+        <w:rPr>
+          <w:rFonts w:ascii="맑은 고딕" w:hAnsi="맑은 고딕" w:eastAsia="맑은 고딕"/>
+          <w:color w:val="000000"/>
+          <w:sz w:val="18"/>
+        </w:rPr>
+        <w:t xml:space="preserve">  가. 재활용대상 폐기물의 변경(제33조 제1항 제6호 해당은 제외)    나. 재활용 유형의 변경(제33조 제1항 제7호 해당은 제외)    다. 재활용시설 소재지의 변경    라. 운반차량(임시차량 제외)의 증차    마. 재활용시설의 신설    바. 재활용 용량의 100분의 30(금속 회수는 100분의 50) 이상 변경(누계)    사. 주요 설비의 변경(일정 요건)    아. 허용보관량의 변경</w:t>
       </w:r>
     </w:p>
     <w:p>
@@ -1091,7 +1148,7 @@
     </w:p>
     <w:p>
       <w:pPr>
-        <w:spacing w:after="120" w:line="336" w:lineRule="auto"/>
+        <w:spacing w:after="120" w:line="348" w:lineRule="auto"/>
       </w:pPr>
       <w:r>
         <w:rPr>
